--- a/output/docx/Звіт_ЛР8_LibraryDesk.docx
+++ b/output/docx/Звіт_ЛР8_LibraryDesk.docx
@@ -1086,6 +1086,8 @@
           <w:color w:val="000000"/>
           <w:sz w:val="16"/>
         </w:rPr>
+        <w:t>bba1376 docs(report): додано звіт до лабораторної роботи 8</w:t>
+        <w:br/>
         <w:t>b868232 docs(ci): зафіксовано червоний і зелений запуски</w:t>
         <w:br/>
         <w:t>f07e57e fix(ci): відновлено зелену збірку після перевірки</w:t>
@@ -1099,8 +1101,6 @@
         <w:t>a405b9a fix(ci): усунено навмисне порушення складання</w:t>
         <w:br/>
         <w:t>4538c0a test(ci): навмисне порушення для перевірки конвеєра</w:t>
-        <w:br/>
-        <w:t>84978ab docs: додано бейдж стану конвеєра CI</w:t>
       </w:r>
     </w:p>
     <w:tbl>
@@ -6444,8 +6444,8 @@
       <w:r>
         <w:drawing>
           <wp:inline xmlns:a="http://schemas.openxmlformats.org/drawingml/2006/main" xmlns:pic="http://schemas.openxmlformats.org/drawingml/2006/picture">
-            <wp:extent cx="5715000" cy="2627312"/>
-            <wp:docPr id="3" name="Picture 3" descr="Знімок екрана 3  Для feature/ci-pipeline pull request відсутній" title="Знімок екрана 3  Для feature/ci-pipeline pull request відсутній"/>
+            <wp:extent cx="5623560" cy="4585364"/>
+            <wp:docPr id="3" name="Picture 3" descr="Знімок екрана 3  Pull request 1 із заповненим самооглядом" title="Знімок екрана 3  Pull request 1 із заповненим самооглядом"/>
             <wp:cNvGraphicFramePr>
               <a:graphicFrameLocks noChangeAspect="1"/>
             </wp:cNvGraphicFramePr>
@@ -6453,7 +6453,7 @@
               <a:graphicData uri="http://schemas.openxmlformats.org/drawingml/2006/picture">
                 <pic:pic>
                   <pic:nvPicPr>
-                    <pic:cNvPr id="0" name="pr-status.png"/>
+                    <pic:cNvPr id="0" name="pr-created.png"/>
                     <pic:cNvPicPr/>
                   </pic:nvPicPr>
                   <pic:blipFill>
@@ -6465,7 +6465,7 @@
                   <pic:spPr>
                     <a:xfrm>
                       <a:off x="0" y="0"/>
-                      <a:ext cx="5715000" cy="2627312"/>
+                      <a:ext cx="5623560" cy="4585364"/>
                     </a:xfrm>
                     <a:prstGeom prst="rect"/>
                   </pic:spPr>
@@ -6482,7 +6482,7 @@
         <w:jc w:val="center"/>
       </w:pPr>
       <w:r>
-        <w:t>Знімок екрана 3  Для feature/ci-pipeline pull request відсутній</w:t>
+        <w:t>Знімок екрана 3  Pull request 1 із заповненим самооглядом</w:t>
       </w:r>
     </w:p>
     <w:p>
@@ -6498,7 +6498,7 @@
           <w:color w:val="000000"/>
           <w:sz w:val="21"/>
         </w:rPr>
-        <w:t>Фактичне відхилення від методички:</w:t>
+        <w:t>Pull request № 1 створено</w:t>
       </w:r>
       <w:r>
         <w:rPr>
@@ -6508,7 +6508,7 @@
           <w:color w:val="000000"/>
           <w:sz w:val="21"/>
         </w:rPr>
-        <w:t xml:space="preserve"> гілку перенесено в main прямим злиттям локальної історії та push, тому закритого pull request немає. Шаблон PR із заповненим чеклістом створено, але вимога про зелений запуск саме на PR і знімок закритого PR не виконана. На GitHub пошук показує 0 відкритих і 0 закритих PR для цієї гілки.</w:t>
+        <w:t xml:space="preserve"> з гілки feature/ci-pipeline до main. Він містить один коміт bba1376, п'ять змінених файлів і 663 додані рядки. Опис охоплює виконані зміни та команди перевірки; усі сім пунктів самоогляду позначено як виконані. GitHub показує 2 із 2 успішних перевірок. На момент фіксації звіту PR відкритий і готовий до злиття.</w:t>
       </w:r>
     </w:p>
     <w:p>
@@ -6553,7 +6553,7 @@
           <w:color w:val="000000"/>
           <w:sz w:val="21"/>
         </w:rPr>
-        <w:t>Найсильніша частина роботи — відтворюваний CI з порогом покриття та артефактом cobertura. Єдине суттєве організаційне відхилення — відсутність pull request. Воно не впливає на якість коду й виконання CI, але не дозволяє підтвердити формальний етап рецензування через інтерфейс GitHub.</w:t>
+        <w:t>Найсильніша частина роботи — відтворюваний CI з порогом покриття та артефактом cobertura. Формальний етап рецензування також підтверджено через pull request № 1: опис і чекліст заповнено, а дві серверні перевірки завершилися успішно. Для повного завершення вимоги залишається злити відкритий PR у main.</w:t>
       </w:r>
     </w:p>
     <w:p>
@@ -6657,7 +6657,7 @@
           <w:color w:val="000000"/>
           <w:sz w:val="20"/>
         </w:rPr>
-        <w:t>6. Самоогляд виконано й зауваження виправлено, але формальний pull request не створювався; це треба врахувати під час здачі.</w:t>
+        <w:t>6. Pull request № 1 містить заповнений самоогляд і 2 із 2 зелених перевірок; на момент підготовки звіту він готовий до злиття.</w:t>
       </w:r>
     </w:p>
     <w:p>
@@ -6729,7 +6729,23 @@
           <w:color w:val="000000"/>
           <w:sz w:val="21"/>
         </w:rPr>
-        <w:t>Гілка: feature/ci-pipeline; фінальний коміт: b868232.</w:t>
+        <w:t>Pull request: https://github.com/kuum-oss/LibraryDesk/pull/1</w:t>
+      </w:r>
+    </w:p>
+    <w:p>
+      <w:pPr>
+        <w:ind w:firstLine="403"/>
+        <w:jc w:val="both"/>
+      </w:pPr>
+      <w:r>
+        <w:rPr>
+          <w:rFonts w:ascii="Times New Roman" w:hAnsi="Times New Roman" w:eastAsia="Times New Roman"/>
+          <w:b w:val="0"/>
+          <w:i w:val="0"/>
+          <w:color w:val="000000"/>
+          <w:sz w:val="21"/>
+        </w:rPr>
+        <w:t>Гілка: feature/ci-pipeline; фінальний коміт: bba1376.</w:t>
       </w:r>
     </w:p>
     <w:sectPr>
